--- a/Coding 1 - year/Unit 1 - Intro to Programming/Daily Lesson Plans/Word/Day 3.docx
+++ b/Coding 1 - year/Unit 1 - Intro to Programming/Daily Lesson Plans/Word/Day 3.docx
@@ -50,12 +50,15 @@
               </w:rPr>
               <w:t xml:space="preserve">Coding I — Full Year</w:t>
             </w:r>
-          </w:p>
-          <w:p>
-            <w:pPr>
-              <w:spacing w:before="40"/>
-              <w:jc w:val="center"/>
-            </w:pPr>
+            <w:r>
+              <w:rPr>
+                <w:rFonts w:ascii="Arial" w:cs="Arial" w:eastAsia="Arial" w:hAnsi="Arial"/>
+                <w:sz w:val="16"/>
+                <w:szCs w:val="16"/>
+              </w:rPr>
+              <w:br/>
+              <w:t xml:space="preserve"/>
+            </w:r>
             <w:r>
               <w:rPr>
                 <w:rFonts w:ascii="Arial" w:cs="Arial" w:eastAsia="Arial" w:hAnsi="Arial"/>
@@ -83,7 +86,7 @@
           <w:rFonts w:ascii="Arial" w:cs="Arial" w:eastAsia="Arial" w:hAnsi="Arial"/>
           <w:b/>
           <w:bCs/>
-          <w:color w:val="1F3864"/>
+          <w:color w:val="2B5797"/>
           <w:sz w:val="32"/>
           <w:szCs w:val="32"/>
         </w:rPr>
@@ -261,9 +264,9 @@
               <w:right w:val="single" w:color="CCCCCC" w:sz="1"/>
             </w:tcBorders>
             <w:tcMar>
-              <w:top w:type="dxa" w:w="60"/>
+              <w:top w:type="dxa" w:w="80"/>
               <w:left w:type="dxa" w:w="120"/>
-              <w:bottom w:type="dxa" w:w="60"/>
+              <w:bottom w:type="dxa" w:w="80"/>
               <w:right w:type="dxa" w:w="120"/>
             </w:tcMar>
           </w:tcPr>
@@ -290,20 +293,213 @@
               <w:right w:val="single" w:color="CCCCCC" w:sz="1"/>
             </w:tcBorders>
             <w:tcMar>
-              <w:top w:type="dxa" w:w="60"/>
+              <w:top w:type="dxa" w:w="80"/>
               <w:left w:type="dxa" w:w="120"/>
-              <w:bottom w:type="dxa" w:w="60"/>
+              <w:bottom w:type="dxa" w:w="80"/>
               <w:right w:type="dxa" w:w="120"/>
             </w:tcMar>
           </w:tcPr>
           <w:p>
-            <w:r>
-              <w:rPr>
-                <w:rFonts w:ascii="Arial" w:cs="Arial" w:eastAsia="Arial" w:hAnsi="Arial"/>
-                <w:sz w:val="20"/>
-                <w:szCs w:val="20"/>
+            <w:pPr>
+              <w:spacing w:after="80" w:before="80"/>
+            </w:pPr>
+            <w:r>
+              <w:rPr>
+                <w:rFonts w:ascii="Arial" w:cs="Arial" w:eastAsia="Arial" w:hAnsi="Arial"/>
+                <w:b/>
+                <w:bCs/>
+                <w:i w:val="false"/>
+                <w:iCs w:val="false"/>
+                <w:color w:val="000000"/>
+                <w:sz w:val="22"/>
+                <w:szCs w:val="22"/>
               </w:rPr>
               <w:t xml:space="preserve">Bell Ringer / Review</w:t>
+            </w:r>
+            <w:r>
+              <w:rPr>
+                <w:rFonts w:ascii="Arial" w:cs="Arial" w:eastAsia="Arial" w:hAnsi="Arial"/>
+                <w:sz w:val="20"/>
+                <w:szCs w:val="20"/>
+              </w:rPr>
+              <w:br/>
+              <w:t xml:space="preserve"/>
+            </w:r>
+            <w:r>
+              <w:rPr>
+                <w:rFonts w:ascii="Arial" w:cs="Arial" w:eastAsia="Arial" w:hAnsi="Arial"/>
+                <w:sz w:val="20"/>
+                <w:szCs w:val="20"/>
+              </w:rPr>
+              <w:br/>
+              <w:t xml:space="preserve"/>
+            </w:r>
+            <w:r>
+              <w:rPr>
+                <w:rFonts w:ascii="Arial" w:cs="Arial" w:eastAsia="Arial" w:hAnsi="Arial"/>
+                <w:b/>
+                <w:bCs/>
+                <w:i w:val="false"/>
+                <w:iCs w:val="false"/>
+                <w:color w:val="000000"/>
+                <w:sz w:val="20"/>
+                <w:szCs w:val="20"/>
+              </w:rPr>
+              <w:t xml:space="preserve">Quick Write </w:t>
+            </w:r>
+            <w:r>
+              <w:rPr>
+                <w:rFonts w:ascii="Arial" w:cs="Arial" w:eastAsia="Arial" w:hAnsi="Arial"/>
+                <w:b w:val="false"/>
+                <w:bCs w:val="false"/>
+                <w:i w:val="false"/>
+                <w:iCs w:val="false"/>
+                <w:color w:val="000000"/>
+                <w:sz w:val="20"/>
+                <w:szCs w:val="20"/>
+              </w:rPr>
+              <w:t xml:space="preserve">(3 min — written or verbal):</w:t>
+            </w:r>
+            <w:r>
+              <w:rPr>
+                <w:rFonts w:ascii="Arial" w:cs="Arial" w:eastAsia="Arial" w:hAnsi="Arial"/>
+                <w:sz w:val="20"/>
+                <w:szCs w:val="20"/>
+              </w:rPr>
+              <w:br/>
+              <w:t xml:space="preserve"/>
+            </w:r>
+            <w:r>
+              <w:rPr>
+                <w:rFonts w:ascii="Arial" w:cs="Arial" w:eastAsia="Arial" w:hAnsi="Arial"/>
+                <w:b w:val="false"/>
+                <w:bCs w:val="false"/>
+                <w:i w:val="false"/>
+                <w:iCs w:val="false"/>
+                <w:color w:val="000000"/>
+                <w:sz w:val="20"/>
+                <w:szCs w:val="20"/>
+              </w:rPr>
+              <w:t xml:space="preserve">    In your own words: Set up Python and run a basic program using the print() function?</w:t>
+            </w:r>
+            <w:r>
+              <w:rPr>
+                <w:rFonts w:ascii="Arial" w:cs="Arial" w:eastAsia="Arial" w:hAnsi="Arial"/>
+                <w:sz w:val="20"/>
+                <w:szCs w:val="20"/>
+              </w:rPr>
+              <w:br/>
+              <w:t xml:space="preserve"/>
+            </w:r>
+            <w:r>
+              <w:rPr>
+                <w:rFonts w:ascii="Arial" w:cs="Arial" w:eastAsia="Arial" w:hAnsi="Arial"/>
+                <w:sz w:val="20"/>
+                <w:szCs w:val="20"/>
+              </w:rPr>
+              <w:br/>
+              <w:t xml:space="preserve"/>
+            </w:r>
+            <w:r>
+              <w:rPr>
+                <w:rFonts w:ascii="Arial" w:cs="Arial" w:eastAsia="Arial" w:hAnsi="Arial"/>
+                <w:b/>
+                <w:bCs/>
+                <w:i w:val="false"/>
+                <w:iCs w:val="false"/>
+                <w:color w:val="000000"/>
+                <w:sz w:val="20"/>
+                <w:szCs w:val="20"/>
+              </w:rPr>
+              <w:t xml:space="preserve">Vocabulary Preview — </w:t>
+            </w:r>
+            <w:r>
+              <w:rPr>
+                <w:rFonts w:ascii="Arial" w:cs="Arial" w:eastAsia="Arial" w:hAnsi="Arial"/>
+                <w:b w:val="false"/>
+                <w:bCs w:val="false"/>
+                <w:i w:val="false"/>
+                <w:iCs w:val="false"/>
+                <w:color w:val="000000"/>
+                <w:sz w:val="20"/>
+                <w:szCs w:val="20"/>
+              </w:rPr>
+              <w:t xml:space="preserve">terms we'll use today:</w:t>
+            </w:r>
+            <w:r>
+              <w:rPr>
+                <w:rFonts w:ascii="Arial" w:cs="Arial" w:eastAsia="Arial" w:hAnsi="Arial"/>
+                <w:sz w:val="20"/>
+                <w:szCs w:val="20"/>
+              </w:rPr>
+              <w:br/>
+              <w:t xml:space="preserve"/>
+            </w:r>
+            <w:r>
+              <w:rPr>
+                <w:rFonts w:ascii="Arial" w:cs="Arial" w:eastAsia="Arial" w:hAnsi="Arial"/>
+                <w:b w:val="false"/>
+                <w:bCs w:val="false"/>
+                <w:i w:val="false"/>
+                <w:iCs w:val="false"/>
+                <w:color w:val="000000"/>
+                <w:sz w:val="20"/>
+                <w:szCs w:val="20"/>
+              </w:rPr>
+              <w:t xml:space="preserve">    • Python interpreter   •   case-sensitive</w:t>
+            </w:r>
+            <w:r>
+              <w:rPr>
+                <w:rFonts w:ascii="Arial" w:cs="Arial" w:eastAsia="Arial" w:hAnsi="Arial"/>
+                <w:sz w:val="20"/>
+                <w:szCs w:val="20"/>
+              </w:rPr>
+              <w:br/>
+              <w:t xml:space="preserve"/>
+            </w:r>
+            <w:r>
+              <w:rPr>
+                <w:rFonts w:ascii="Arial" w:cs="Arial" w:eastAsia="Arial" w:hAnsi="Arial"/>
+                <w:sz w:val="20"/>
+                <w:szCs w:val="20"/>
+              </w:rPr>
+              <w:br/>
+              <w:t xml:space="preserve"/>
+            </w:r>
+            <w:r>
+              <w:rPr>
+                <w:rFonts w:ascii="Arial" w:cs="Arial" w:eastAsia="Arial" w:hAnsi="Arial"/>
+                <w:b w:val="false"/>
+                <w:bCs w:val="false"/>
+                <w:i/>
+                <w:iCs/>
+                <w:color w:val="444444"/>
+                <w:sz w:val="20"/>
+                <w:szCs w:val="20"/>
+              </w:rPr>
+              <w:t xml:space="preserve">Today's Goal: By the end of class you will be able to set up Python and run a basic program using the print() function.</w:t>
+            </w:r>
+            <w:r>
+              <w:rPr>
+                <w:rFonts w:ascii="Arial" w:cs="Arial" w:eastAsia="Arial" w:hAnsi="Arial"/>
+                <w:sz w:val="20"/>
+                <w:szCs w:val="20"/>
+              </w:rPr>
+              <w:br/>
+              <w:t xml:space="preserve"/>
+            </w:r>
+            <w:r>
+              <w:rPr>
+                <w:rFonts w:ascii="Arial" w:cs="Arial" w:eastAsia="Arial" w:hAnsi="Arial"/>
+                <w:b w:val="false"/>
+                <w:bCs w:val="false"/>
+                <w:i/>
+                <w:iCs/>
+                <w:color w:val="555555"/>
+                <w:sz w:val="20"/>
+                <w:szCs w:val="20"/>
+              </w:rPr>
+              <w:t xml:space="preserve">→ Pair-share your response, then 2–3 students share with the class.</w:t>
             </w:r>
           </w:p>
         </w:tc>
@@ -319,9 +515,9 @@
               <w:right w:val="single" w:color="CCCCCC" w:sz="1"/>
             </w:tcBorders>
             <w:tcMar>
-              <w:top w:type="dxa" w:w="60"/>
+              <w:top w:type="dxa" w:w="80"/>
               <w:left w:type="dxa" w:w="120"/>
-              <w:bottom w:type="dxa" w:w="60"/>
+              <w:bottom w:type="dxa" w:w="80"/>
               <w:right w:type="dxa" w:w="120"/>
             </w:tcMar>
           </w:tcPr>
@@ -348,20 +544,261 @@
               <w:right w:val="single" w:color="CCCCCC" w:sz="1"/>
             </w:tcBorders>
             <w:tcMar>
-              <w:top w:type="dxa" w:w="60"/>
+              <w:top w:type="dxa" w:w="80"/>
               <w:left w:type="dxa" w:w="120"/>
-              <w:bottom w:type="dxa" w:w="60"/>
+              <w:bottom w:type="dxa" w:w="80"/>
               <w:right w:type="dxa" w:w="120"/>
             </w:tcMar>
           </w:tcPr>
           <w:p>
-            <w:r>
-              <w:rPr>
-                <w:rFonts w:ascii="Arial" w:cs="Arial" w:eastAsia="Arial" w:hAnsi="Arial"/>
-                <w:sz w:val="20"/>
-                <w:szCs w:val="20"/>
-              </w:rPr>
-              <w:t xml:space="preserve">Mini Lesson: Intro to Python &amp; the print() Function</w:t>
+            <w:pPr>
+              <w:spacing w:after="80" w:before="80"/>
+            </w:pPr>
+            <w:r>
+              <w:rPr>
+                <w:rFonts w:ascii="Arial" w:cs="Arial" w:eastAsia="Arial" w:hAnsi="Arial"/>
+                <w:b/>
+                <w:bCs/>
+                <w:i w:val="false"/>
+                <w:iCs w:val="false"/>
+                <w:color w:val="000000"/>
+                <w:sz w:val="22"/>
+                <w:szCs w:val="22"/>
+              </w:rPr>
+              <w:t xml:space="preserve">Mini Lesson: </w:t>
+            </w:r>
+            <w:r>
+              <w:rPr>
+                <w:rFonts w:ascii="Arial" w:cs="Arial" w:eastAsia="Arial" w:hAnsi="Arial"/>
+                <w:b w:val="false"/>
+                <w:bCs w:val="false"/>
+                <w:i w:val="false"/>
+                <w:iCs w:val="false"/>
+                <w:color w:val="000000"/>
+                <w:sz w:val="22"/>
+                <w:szCs w:val="22"/>
+              </w:rPr>
+              <w:t xml:space="preserve">Intro to Python &amp; the print() Function</w:t>
+            </w:r>
+            <w:r>
+              <w:rPr>
+                <w:rFonts w:ascii="Arial" w:cs="Arial" w:eastAsia="Arial" w:hAnsi="Arial"/>
+                <w:sz w:val="20"/>
+                <w:szCs w:val="20"/>
+              </w:rPr>
+              <w:br/>
+              <w:t xml:space="preserve"/>
+            </w:r>
+            <w:r>
+              <w:rPr>
+                <w:rFonts w:ascii="Arial" w:cs="Arial" w:eastAsia="Arial" w:hAnsi="Arial"/>
+                <w:sz w:val="20"/>
+                <w:szCs w:val="20"/>
+              </w:rPr>
+              <w:br/>
+              <w:t xml:space="preserve"/>
+            </w:r>
+            <w:r>
+              <w:rPr>
+                <w:rFonts w:ascii="Arial" w:cs="Arial" w:eastAsia="Arial" w:hAnsi="Arial"/>
+                <w:b/>
+                <w:bCs/>
+                <w:i/>
+                <w:iCs/>
+                <w:color w:val="000000"/>
+                <w:sz w:val="20"/>
+                <w:szCs w:val="20"/>
+              </w:rPr>
+              <w:t xml:space="preserve">Learning Target: </w:t>
+            </w:r>
+            <w:r>
+              <w:rPr>
+                <w:rFonts w:ascii="Arial" w:cs="Arial" w:eastAsia="Arial" w:hAnsi="Arial"/>
+                <w:b w:val="false"/>
+                <w:bCs w:val="false"/>
+                <w:i/>
+                <w:iCs/>
+                <w:color w:val="333333"/>
+                <w:sz w:val="20"/>
+                <w:szCs w:val="20"/>
+              </w:rPr>
+              <w:t xml:space="preserve">I can set up Python and run a basic program using the print() function.</w:t>
+            </w:r>
+            <w:r>
+              <w:rPr>
+                <w:rFonts w:ascii="Arial" w:cs="Arial" w:eastAsia="Arial" w:hAnsi="Arial"/>
+                <w:sz w:val="20"/>
+                <w:szCs w:val="20"/>
+              </w:rPr>
+              <w:br/>
+              <w:t xml:space="preserve"/>
+            </w:r>
+            <w:r>
+              <w:rPr>
+                <w:rFonts w:ascii="Arial" w:cs="Arial" w:eastAsia="Arial" w:hAnsi="Arial"/>
+                <w:sz w:val="20"/>
+                <w:szCs w:val="20"/>
+              </w:rPr>
+              <w:br/>
+              <w:t xml:space="preserve"/>
+            </w:r>
+            <w:r>
+              <w:rPr>
+                <w:rFonts w:ascii="Arial" w:cs="Arial" w:eastAsia="Arial" w:hAnsi="Arial"/>
+                <w:b w:val="false"/>
+                <w:bCs w:val="false"/>
+                <w:i w:val="false"/>
+                <w:iCs w:val="false"/>
+                <w:color w:val="000000"/>
+                <w:sz w:val="20"/>
+                <w:szCs w:val="20"/>
+              </w:rPr>
+              <w:t xml:space="preserve">A Python interpreter reads your code line-by-line and executes it, translating it into actions the computer understands. Python is known for being beginner-friendly because it reads almost like English.</w:t>
+            </w:r>
+            <w:r>
+              <w:rPr>
+                <w:rFonts w:ascii="Arial" w:cs="Arial" w:eastAsia="Arial" w:hAnsi="Arial"/>
+                <w:sz w:val="20"/>
+                <w:szCs w:val="20"/>
+              </w:rPr>
+              <w:br/>
+              <w:t xml:space="preserve"/>
+            </w:r>
+            <w:r>
+              <w:rPr>
+                <w:rFonts w:ascii="Arial" w:cs="Arial" w:eastAsia="Arial" w:hAnsi="Arial"/>
+                <w:b w:val="false"/>
+                <w:bCs w:val="false"/>
+                <w:i w:val="false"/>
+                <w:iCs w:val="false"/>
+                <w:color w:val="000000"/>
+                <w:sz w:val="20"/>
+                <w:szCs w:val="20"/>
+              </w:rPr>
+              <w:t xml:space="preserve">The print() function displays text (or other information) on the screen. Text must be enclosed in quotes (either single ' or double "). Python is case-sensitive, meaning print and Print are different—only print (lowercase) works. This applies to all functions </w:t>
+            </w:r>
+            <w:r>
+              <w:rPr>
+                <w:rFonts w:ascii="Arial" w:cs="Arial" w:eastAsia="Arial" w:hAnsi="Arial"/>
+                <w:sz w:val="20"/>
+                <w:szCs w:val="20"/>
+              </w:rPr>
+              <w:br/>
+              <w:t xml:space="preserve"/>
+            </w:r>
+            <w:r>
+              <w:rPr>
+                <w:rFonts w:ascii="Arial" w:cs="Arial" w:eastAsia="Arial" w:hAnsi="Arial"/>
+                <w:sz w:val="20"/>
+                <w:szCs w:val="20"/>
+              </w:rPr>
+              <w:br/>
+              <w:t xml:space="preserve"/>
+            </w:r>
+            <w:r>
+              <w:rPr>
+                <w:rFonts w:ascii="Arial" w:cs="Arial" w:eastAsia="Arial" w:hAnsi="Arial"/>
+                <w:b/>
+                <w:bCs/>
+                <w:i w:val="false"/>
+                <w:iCs w:val="false"/>
+                <w:color w:val="000000"/>
+                <w:sz w:val="20"/>
+                <w:szCs w:val="20"/>
+              </w:rPr>
+              <w:t xml:space="preserve">Vocabulary: </w:t>
+            </w:r>
+            <w:r>
+              <w:rPr>
+                <w:rFonts w:ascii="Arial" w:cs="Arial" w:eastAsia="Arial" w:hAnsi="Arial"/>
+                <w:b w:val="false"/>
+                <w:bCs w:val="false"/>
+                <w:i w:val="false"/>
+                <w:iCs w:val="false"/>
+                <w:color w:val="000000"/>
+                <w:sz w:val="20"/>
+                <w:szCs w:val="20"/>
+              </w:rPr>
+              <w:t xml:space="preserve">Python interpreter, case-sensitive</w:t>
+            </w:r>
+            <w:r>
+              <w:rPr>
+                <w:rFonts w:ascii="Arial" w:cs="Arial" w:eastAsia="Arial" w:hAnsi="Arial"/>
+                <w:sz w:val="20"/>
+                <w:szCs w:val="20"/>
+              </w:rPr>
+              <w:br/>
+              <w:t xml:space="preserve"/>
+            </w:r>
+            <w:r>
+              <w:rPr>
+                <w:rFonts w:ascii="Arial" w:cs="Arial" w:eastAsia="Arial" w:hAnsi="Arial"/>
+                <w:sz w:val="20"/>
+                <w:szCs w:val="20"/>
+              </w:rPr>
+              <w:br/>
+              <w:t xml:space="preserve"/>
+            </w:r>
+            <w:r>
+              <w:rPr>
+                <w:rFonts w:ascii="Arial" w:cs="Arial" w:eastAsia="Arial" w:hAnsi="Arial"/>
+                <w:b/>
+                <w:bCs/>
+                <w:i/>
+                <w:iCs/>
+                <w:color w:val="555555"/>
+                <w:sz w:val="20"/>
+                <w:szCs w:val="20"/>
+              </w:rPr>
+              <w:t xml:space="preserve">→ Live Demo — </w:t>
+            </w:r>
+            <w:r>
+              <w:rPr>
+                <w:rFonts w:ascii="Arial" w:cs="Arial" w:eastAsia="Arial" w:hAnsi="Arial"/>
+                <w:b w:val="false"/>
+                <w:bCs w:val="false"/>
+                <w:i/>
+                <w:iCs/>
+                <w:color w:val="555555"/>
+                <w:sz w:val="20"/>
+                <w:szCs w:val="20"/>
+              </w:rPr>
+              <w:t xml:space="preserve">type examples as students follow along in their own editor.</w:t>
+            </w:r>
+            <w:r>
+              <w:rPr>
+                <w:rFonts w:ascii="Arial" w:cs="Arial" w:eastAsia="Arial" w:hAnsi="Arial"/>
+                <w:sz w:val="20"/>
+                <w:szCs w:val="20"/>
+              </w:rPr>
+              <w:br/>
+              <w:t xml:space="preserve"/>
+            </w:r>
+            <w:r>
+              <w:rPr>
+                <w:rFonts w:ascii="Arial" w:cs="Arial" w:eastAsia="Arial" w:hAnsi="Arial"/>
+                <w:b/>
+                <w:bCs/>
+                <w:i/>
+                <w:iCs/>
+                <w:color w:val="555555"/>
+                <w:sz w:val="20"/>
+                <w:szCs w:val="20"/>
+              </w:rPr>
+              <w:t xml:space="preserve">→ Check for Understanding: </w:t>
+            </w:r>
+            <w:r>
+              <w:rPr>
+                <w:rFonts w:ascii="Arial" w:cs="Arial" w:eastAsia="Arial" w:hAnsi="Arial"/>
+                <w:b w:val="false"/>
+                <w:bCs w:val="false"/>
+                <w:i/>
+                <w:iCs/>
+                <w:color w:val="555555"/>
+                <w:sz w:val="20"/>
+                <w:szCs w:val="20"/>
+              </w:rPr>
+              <w:t xml:space="preserve">pause and cold-call: “Can someone explain what we just did in their own words?”</w:t>
             </w:r>
           </w:p>
         </w:tc>
@@ -377,9 +814,9 @@
               <w:right w:val="single" w:color="CCCCCC" w:sz="1"/>
             </w:tcBorders>
             <w:tcMar>
-              <w:top w:type="dxa" w:w="60"/>
+              <w:top w:type="dxa" w:w="80"/>
               <w:left w:type="dxa" w:w="120"/>
-              <w:bottom w:type="dxa" w:w="60"/>
+              <w:bottom w:type="dxa" w:w="80"/>
               <w:right w:type="dxa" w:w="120"/>
             </w:tcMar>
           </w:tcPr>
@@ -406,20 +843,90 @@
               <w:right w:val="single" w:color="CCCCCC" w:sz="1"/>
             </w:tcBorders>
             <w:tcMar>
-              <w:top w:type="dxa" w:w="60"/>
+              <w:top w:type="dxa" w:w="80"/>
               <w:left w:type="dxa" w:w="120"/>
-              <w:bottom w:type="dxa" w:w="60"/>
+              <w:bottom w:type="dxa" w:w="80"/>
               <w:right w:type="dxa" w:w="120"/>
             </w:tcMar>
           </w:tcPr>
           <w:p>
-            <w:r>
-              <w:rPr>
-                <w:rFonts w:ascii="Arial" w:cs="Arial" w:eastAsia="Arial" w:hAnsi="Arial"/>
-                <w:sz w:val="20"/>
-                <w:szCs w:val="20"/>
+            <w:pPr>
+              <w:spacing w:after="80" w:before="80"/>
+            </w:pPr>
+            <w:r>
+              <w:rPr>
+                <w:rFonts w:ascii="Arial" w:cs="Arial" w:eastAsia="Arial" w:hAnsi="Arial"/>
+                <w:b/>
+                <w:bCs/>
+                <w:i w:val="false"/>
+                <w:iCs w:val="false"/>
+                <w:color w:val="000000"/>
+                <w:sz w:val="22"/>
+                <w:szCs w:val="22"/>
               </w:rPr>
               <w:t xml:space="preserve">Guided Practice</w:t>
+            </w:r>
+            <w:r>
+              <w:rPr>
+                <w:rFonts w:ascii="Arial" w:cs="Arial" w:eastAsia="Arial" w:hAnsi="Arial"/>
+                <w:sz w:val="20"/>
+                <w:szCs w:val="20"/>
+              </w:rPr>
+              <w:br/>
+              <w:t xml:space="preserve"/>
+            </w:r>
+            <w:r>
+              <w:rPr>
+                <w:rFonts w:ascii="Arial" w:cs="Arial" w:eastAsia="Arial" w:hAnsi="Arial"/>
+                <w:sz w:val="20"/>
+                <w:szCs w:val="20"/>
+              </w:rPr>
+              <w:br/>
+              <w:t xml:space="preserve"/>
+            </w:r>
+            <w:r>
+              <w:rPr>
+                <w:rFonts w:ascii="Arial" w:cs="Arial" w:eastAsia="Arial" w:hAnsi="Arial"/>
+                <w:b w:val="false"/>
+                <w:bCs w:val="false"/>
+                <w:i w:val="false"/>
+                <w:iCs w:val="false"/>
+                <w:color w:val="000000"/>
+                <w:sz w:val="20"/>
+                <w:szCs w:val="20"/>
+              </w:rPr>
+              <w:t xml:space="preserve">Create a "Digital Introduction Card" program that prints:</w:t>
+            </w:r>
+            <w:r>
+              <w:rPr>
+                <w:rFonts w:ascii="Arial" w:cs="Arial" w:eastAsia="Arial" w:hAnsi="Arial"/>
+                <w:sz w:val="20"/>
+                <w:szCs w:val="20"/>
+              </w:rPr>
+              <w:br/>
+              <w:t xml:space="preserve"/>
+            </w:r>
+            <w:r>
+              <w:rPr>
+                <w:rFonts w:ascii="Arial" w:cs="Arial" w:eastAsia="Arial" w:hAnsi="Arial"/>
+                <w:sz w:val="20"/>
+                <w:szCs w:val="20"/>
+              </w:rPr>
+              <w:br/>
+              <w:t xml:space="preserve"/>
+            </w:r>
+            <w:r>
+              <w:rPr>
+                <w:rFonts w:ascii="Arial" w:cs="Arial" w:eastAsia="Arial" w:hAnsi="Arial"/>
+                <w:b w:val="false"/>
+                <w:bCs w:val="false"/>
+                <w:i/>
+                <w:iCs/>
+                <w:color w:val="555555"/>
+                <w:sz w:val="20"/>
+                <w:szCs w:val="20"/>
+              </w:rPr>
+              <w:t xml:space="preserve">→ Teacher models — students try alongside, then compare results.</w:t>
             </w:r>
           </w:p>
         </w:tc>
@@ -435,9 +942,9 @@
               <w:right w:val="single" w:color="CCCCCC" w:sz="1"/>
             </w:tcBorders>
             <w:tcMar>
-              <w:top w:type="dxa" w:w="60"/>
+              <w:top w:type="dxa" w:w="80"/>
               <w:left w:type="dxa" w:w="120"/>
-              <w:bottom w:type="dxa" w:w="60"/>
+              <w:bottom w:type="dxa" w:w="80"/>
               <w:right w:type="dxa" w:w="120"/>
             </w:tcMar>
           </w:tcPr>
@@ -450,7 +957,7 @@
                 <w:sz w:val="20"/>
                 <w:szCs w:val="20"/>
               </w:rPr>
-              <w:t xml:space="preserve">15-20 min</w:t>
+              <w:t xml:space="preserve">15–20 min</w:t>
             </w:r>
           </w:p>
         </w:tc>
@@ -464,20 +971,164 @@
               <w:right w:val="single" w:color="CCCCCC" w:sz="1"/>
             </w:tcBorders>
             <w:tcMar>
-              <w:top w:type="dxa" w:w="60"/>
+              <w:top w:type="dxa" w:w="80"/>
               <w:left w:type="dxa" w:w="120"/>
-              <w:bottom w:type="dxa" w:w="60"/>
+              <w:bottom w:type="dxa" w:w="80"/>
               <w:right w:type="dxa" w:w="120"/>
             </w:tcMar>
           </w:tcPr>
           <w:p>
-            <w:r>
-              <w:rPr>
-                <w:rFonts w:ascii="Arial" w:cs="Arial" w:eastAsia="Arial" w:hAnsi="Arial"/>
-                <w:sz w:val="20"/>
-                <w:szCs w:val="20"/>
+            <w:pPr>
+              <w:spacing w:after="80" w:before="80"/>
+            </w:pPr>
+            <w:r>
+              <w:rPr>
+                <w:rFonts w:ascii="Arial" w:cs="Arial" w:eastAsia="Arial" w:hAnsi="Arial"/>
+                <w:b/>
+                <w:bCs/>
+                <w:i w:val="false"/>
+                <w:iCs w:val="false"/>
+                <w:color w:val="000000"/>
+                <w:sz w:val="22"/>
+                <w:szCs w:val="22"/>
               </w:rPr>
               <w:t xml:space="preserve">Independent Practice / Code Along</w:t>
+            </w:r>
+            <w:r>
+              <w:rPr>
+                <w:rFonts w:ascii="Arial" w:cs="Arial" w:eastAsia="Arial" w:hAnsi="Arial"/>
+                <w:sz w:val="20"/>
+                <w:szCs w:val="20"/>
+              </w:rPr>
+              <w:br/>
+              <w:t xml:space="preserve"/>
+            </w:r>
+            <w:r>
+              <w:rPr>
+                <w:rFonts w:ascii="Arial" w:cs="Arial" w:eastAsia="Arial" w:hAnsi="Arial"/>
+                <w:b/>
+                <w:bCs/>
+                <w:i w:val="false"/>
+                <w:iCs w:val="false"/>
+                <w:color w:val="000000"/>
+                <w:sz w:val="20"/>
+                <w:szCs w:val="20"/>
+              </w:rPr>
+              <w:t xml:space="preserve">    Beginner: </w:t>
+            </w:r>
+            <w:r>
+              <w:rPr>
+                <w:rFonts w:ascii="Arial" w:cs="Arial" w:eastAsia="Arial" w:hAnsi="Arial"/>
+                <w:b w:val="false"/>
+                <w:bCs w:val="false"/>
+                <w:i w:val="false"/>
+                <w:iCs w:val="false"/>
+                <w:color w:val="000000"/>
+                <w:sz w:val="20"/>
+                <w:szCs w:val="20"/>
+              </w:rPr>
+              <w:t xml:space="preserve">Write a program that prints your first name, last name, and current grade, each on a separate line.</w:t>
+            </w:r>
+            <w:r>
+              <w:rPr>
+                <w:rFonts w:ascii="Arial" w:cs="Arial" w:eastAsia="Arial" w:hAnsi="Arial"/>
+                <w:sz w:val="20"/>
+                <w:szCs w:val="20"/>
+              </w:rPr>
+              <w:br/>
+              <w:t xml:space="preserve"/>
+            </w:r>
+            <w:r>
+              <w:rPr>
+                <w:rFonts w:ascii="Arial" w:cs="Arial" w:eastAsia="Arial" w:hAnsi="Arial"/>
+                <w:b/>
+                <w:bCs/>
+                <w:i w:val="false"/>
+                <w:iCs w:val="false"/>
+                <w:color w:val="000000"/>
+                <w:sz w:val="20"/>
+                <w:szCs w:val="20"/>
+              </w:rPr>
+              <w:t xml:space="preserve">    Intermediate: </w:t>
+            </w:r>
+            <w:r>
+              <w:rPr>
+                <w:rFonts w:ascii="Arial" w:cs="Arial" w:eastAsia="Arial" w:hAnsi="Arial"/>
+                <w:b w:val="false"/>
+                <w:bCs w:val="false"/>
+                <w:i w:val="false"/>
+                <w:iCs w:val="false"/>
+                <w:color w:val="000000"/>
+                <w:sz w:val="20"/>
+                <w:szCs w:val="20"/>
+              </w:rPr>
+              <w:t xml:space="preserve">Write a program that prints a haiku (3 lines: 5 syllables, 7 syllables, 5 syllables). Add a comment at the top explaining what the haiku is…</w:t>
+            </w:r>
+            <w:r>
+              <w:rPr>
+                <w:rFonts w:ascii="Arial" w:cs="Arial" w:eastAsia="Arial" w:hAnsi="Arial"/>
+                <w:sz w:val="20"/>
+                <w:szCs w:val="20"/>
+              </w:rPr>
+              <w:br/>
+              <w:t xml:space="preserve"/>
+            </w:r>
+            <w:r>
+              <w:rPr>
+                <w:rFonts w:ascii="Arial" w:cs="Arial" w:eastAsia="Arial" w:hAnsi="Arial"/>
+                <w:b/>
+                <w:bCs/>
+                <w:i w:val="false"/>
+                <w:iCs w:val="false"/>
+                <w:color w:val="000000"/>
+                <w:sz w:val="20"/>
+                <w:szCs w:val="20"/>
+              </w:rPr>
+              <w:t xml:space="preserve">    Challenge: </w:t>
+            </w:r>
+            <w:r>
+              <w:rPr>
+                <w:rFonts w:ascii="Arial" w:cs="Arial" w:eastAsia="Arial" w:hAnsi="Arial"/>
+                <w:b w:val="false"/>
+                <w:bCs w:val="false"/>
+                <w:i w:val="false"/>
+                <w:iCs w:val="false"/>
+                <w:color w:val="000000"/>
+                <w:sz w:val="20"/>
+                <w:szCs w:val="20"/>
+              </w:rPr>
+              <w:t xml:space="preserve">Write a program that prints a small ASCII art picture (at least 5 lines). Use comments to explain what it is. ---</w:t>
+            </w:r>
+            <w:r>
+              <w:rPr>
+                <w:rFonts w:ascii="Arial" w:cs="Arial" w:eastAsia="Arial" w:hAnsi="Arial"/>
+                <w:sz w:val="20"/>
+                <w:szCs w:val="20"/>
+              </w:rPr>
+              <w:br/>
+              <w:t xml:space="preserve"/>
+            </w:r>
+            <w:r>
+              <w:rPr>
+                <w:rFonts w:ascii="Arial" w:cs="Arial" w:eastAsia="Arial" w:hAnsi="Arial"/>
+                <w:sz w:val="20"/>
+                <w:szCs w:val="20"/>
+              </w:rPr>
+              <w:br/>
+              <w:t xml:space="preserve"/>
+            </w:r>
+            <w:r>
+              <w:rPr>
+                <w:rFonts w:ascii="Arial" w:cs="Arial" w:eastAsia="Arial" w:hAnsi="Arial"/>
+                <w:b w:val="false"/>
+                <w:bCs w:val="false"/>
+                <w:i/>
+                <w:iCs/>
+                <w:color w:val="555555"/>
+                <w:sz w:val="20"/>
+                <w:szCs w:val="20"/>
+              </w:rPr>
+              <w:t xml:space="preserve">→ Teacher circulates — offer hints, check for understanding.</w:t>
             </w:r>
           </w:p>
         </w:tc>
@@ -493,9 +1144,9 @@
               <w:right w:val="single" w:color="CCCCCC" w:sz="1"/>
             </w:tcBorders>
             <w:tcMar>
-              <w:top w:type="dxa" w:w="60"/>
+              <w:top w:type="dxa" w:w="80"/>
               <w:left w:type="dxa" w:w="120"/>
-              <w:bottom w:type="dxa" w:w="60"/>
+              <w:bottom w:type="dxa" w:w="80"/>
               <w:right w:type="dxa" w:w="120"/>
             </w:tcMar>
           </w:tcPr>
@@ -522,20 +1173,90 @@
               <w:right w:val="single" w:color="CCCCCC" w:sz="1"/>
             </w:tcBorders>
             <w:tcMar>
-              <w:top w:type="dxa" w:w="60"/>
+              <w:top w:type="dxa" w:w="80"/>
               <w:left w:type="dxa" w:w="120"/>
-              <w:bottom w:type="dxa" w:w="60"/>
+              <w:bottom w:type="dxa" w:w="80"/>
               <w:right w:type="dxa" w:w="120"/>
             </w:tcMar>
           </w:tcPr>
           <w:p>
-            <w:r>
-              <w:rPr>
-                <w:rFonts w:ascii="Arial" w:cs="Arial" w:eastAsia="Arial" w:hAnsi="Arial"/>
-                <w:sz w:val="20"/>
-                <w:szCs w:val="20"/>
+            <w:pPr>
+              <w:spacing w:after="80" w:before="80"/>
+            </w:pPr>
+            <w:r>
+              <w:rPr>
+                <w:rFonts w:ascii="Arial" w:cs="Arial" w:eastAsia="Arial" w:hAnsi="Arial"/>
+                <w:b/>
+                <w:bCs/>
+                <w:i w:val="false"/>
+                <w:iCs w:val="false"/>
+                <w:color w:val="000000"/>
+                <w:sz w:val="22"/>
+                <w:szCs w:val="22"/>
               </w:rPr>
               <w:t xml:space="preserve">Exit Ticket / Wrap-Up</w:t>
+            </w:r>
+            <w:r>
+              <w:rPr>
+                <w:rFonts w:ascii="Arial" w:cs="Arial" w:eastAsia="Arial" w:hAnsi="Arial"/>
+                <w:sz w:val="20"/>
+                <w:szCs w:val="20"/>
+              </w:rPr>
+              <w:br/>
+              <w:t xml:space="preserve"/>
+            </w:r>
+            <w:r>
+              <w:rPr>
+                <w:rFonts w:ascii="Arial" w:cs="Arial" w:eastAsia="Arial" w:hAnsi="Arial"/>
+                <w:sz w:val="20"/>
+                <w:szCs w:val="20"/>
+              </w:rPr>
+              <w:br/>
+              <w:t xml:space="preserve"/>
+            </w:r>
+            <w:r>
+              <w:rPr>
+                <w:rFonts w:ascii="Arial" w:cs="Arial" w:eastAsia="Arial" w:hAnsi="Arial"/>
+                <w:b w:val="false"/>
+                <w:bCs w:val="false"/>
+                <w:i w:val="false"/>
+                <w:iCs w:val="false"/>
+                <w:color w:val="000000"/>
+                <w:sz w:val="20"/>
+                <w:szCs w:val="20"/>
+              </w:rPr>
+              <w:t xml:space="preserve">Quick Check: Set up Python and run a basic program using the print() function?</w:t>
+            </w:r>
+            <w:r>
+              <w:rPr>
+                <w:rFonts w:ascii="Arial" w:cs="Arial" w:eastAsia="Arial" w:hAnsi="Arial"/>
+                <w:sz w:val="20"/>
+                <w:szCs w:val="20"/>
+              </w:rPr>
+              <w:br/>
+              <w:t xml:space="preserve"/>
+            </w:r>
+            <w:r>
+              <w:rPr>
+                <w:rFonts w:ascii="Arial" w:cs="Arial" w:eastAsia="Arial" w:hAnsi="Arial"/>
+                <w:sz w:val="20"/>
+                <w:szCs w:val="20"/>
+              </w:rPr>
+              <w:br/>
+              <w:t xml:space="preserve"/>
+            </w:r>
+            <w:r>
+              <w:rPr>
+                <w:rFonts w:ascii="Arial" w:cs="Arial" w:eastAsia="Arial" w:hAnsi="Arial"/>
+                <w:b w:val="false"/>
+                <w:bCs w:val="false"/>
+                <w:i/>
+                <w:iCs/>
+                <w:color w:val="555555"/>
+                <w:sz w:val="20"/>
+                <w:szCs w:val="20"/>
+              </w:rPr>
+              <w:t xml:space="preserve">→ 3–2–1: Name 3 things learned, 2 new vocab words, 1 question you still have.</w:t>
             </w:r>
           </w:p>
         </w:tc>
@@ -671,19 +1392,6 @@
                 <w:sz w:val="18"/>
                 <w:szCs w:val="18"/>
               </w:rPr>
-              <w:t xml:space="preserve"># Basic print statements</w:t>
-            </w:r>
-          </w:p>
-          <w:p>
-            <w:pPr>
-              <w:spacing w:after="20"/>
-            </w:pPr>
-            <w:r>
-              <w:rPr>
-                <w:rFonts w:ascii="Courier New" w:cs="Courier New" w:eastAsia="Courier New" w:hAnsi="Courier New"/>
-                <w:sz w:val="18"/>
-                <w:szCs w:val="18"/>
-              </w:rPr>
               <w:t xml:space="preserve">print("Hello World")</w:t>
             </w:r>
           </w:p>
@@ -736,7 +1444,7 @@
                 <w:sz w:val="18"/>
                 <w:szCs w:val="18"/>
               </w:rPr>
-              <w:t xml:space="preserve"># Multiple things in one print (comma-separated)</w:t>
+              <w:t xml:space="preserve"> </w:t>
             </w:r>
           </w:p>
           <w:p>
@@ -775,7 +1483,7 @@
                 <w:sz w:val="18"/>
                 <w:szCs w:val="18"/>
               </w:rPr>
-              <w:t xml:space="preserve"># Comments explain your code</w:t>
+              <w:t xml:space="preserve"> </w:t>
             </w:r>
           </w:p>
           <w:p>
@@ -801,19 +1509,6 @@
                 <w:sz w:val="18"/>
                 <w:szCs w:val="18"/>
               </w:rPr>
-              <w:t xml:space="preserve"># This line is ignored by Python</w:t>
-            </w:r>
-          </w:p>
-          <w:p>
-            <w:pPr>
-              <w:spacing w:after="20"/>
-            </w:pPr>
-            <w:r>
-              <w:rPr>
-                <w:rFonts w:ascii="Courier New" w:cs="Courier New" w:eastAsia="Courier New" w:hAnsi="Courier New"/>
-                <w:sz w:val="18"/>
-                <w:szCs w:val="18"/>
-              </w:rPr>
               <w:t xml:space="preserve"> </w:t>
             </w:r>
           </w:p>
@@ -827,7 +1522,20 @@
                 <w:sz w:val="18"/>
                 <w:szCs w:val="18"/>
               </w:rPr>
-              <w:t xml:space="preserve"># You can print blank lines for spacing</w:t>
+              <w:t xml:space="preserve"> </w:t>
+            </w:r>
+          </w:p>
+          <w:p>
+            <w:pPr>
+              <w:spacing w:after="20"/>
+            </w:pPr>
+            <w:r>
+              <w:rPr>
+                <w:rFonts w:ascii="Courier New" w:cs="Courier New" w:eastAsia="Courier New" w:hAnsi="Courier New"/>
+                <w:sz w:val="18"/>
+                <w:szCs w:val="18"/>
+              </w:rPr>
+              <w:t xml:space="preserve"> </w:t>
             </w:r>
           </w:p>
           <w:p>
@@ -879,7 +1587,7 @@
                 <w:sz w:val="18"/>
                 <w:szCs w:val="18"/>
               </w:rPr>
-              <w:t xml:space="preserve"># Printing numbers (no quotes needed for actual numbers)</w:t>
+              <w:t xml:space="preserve"> </w:t>
             </w:r>
           </w:p>
           <w:p>
@@ -959,19 +1667,6 @@
                 <w:sz w:val="18"/>
                 <w:szCs w:val="18"/>
               </w:rPr>
-              <w:t xml:space="preserve"># Starter code</w:t>
-            </w:r>
-          </w:p>
-          <w:p>
-            <w:pPr>
-              <w:spacing w:after="20"/>
-            </w:pPr>
-            <w:r>
-              <w:rPr>
-                <w:rFonts w:ascii="Courier New" w:cs="Courier New" w:eastAsia="Courier New" w:hAnsi="Courier New"/>
-                <w:sz w:val="18"/>
-                <w:szCs w:val="18"/>
-              </w:rPr>
               <w:t xml:space="preserve">print()</w:t>
             </w:r>
           </w:p>
@@ -1052,19 +1747,6 @@
                 <w:sz w:val="18"/>
                 <w:szCs w:val="18"/>
               </w:rPr>
-              <w:t xml:space="preserve"># Problem 1 Example</w:t>
-            </w:r>
-          </w:p>
-          <w:p>
-            <w:pPr>
-              <w:spacing w:after="20"/>
-            </w:pPr>
-            <w:r>
-              <w:rPr>
-                <w:rFonts w:ascii="Courier New" w:cs="Courier New" w:eastAsia="Courier New" w:hAnsi="Courier New"/>
-                <w:sz w:val="18"/>
-                <w:szCs w:val="18"/>
-              </w:rPr>
               <w:t xml:space="preserve">print("Morgan")</w:t>
             </w:r>
           </w:p>
@@ -1117,20 +1799,20 @@
                 <w:sz w:val="18"/>
                 <w:szCs w:val="18"/>
               </w:rPr>
-              <w:t xml:space="preserve"># Problem 2 Example</w:t>
-            </w:r>
-          </w:p>
-          <w:p>
-            <w:pPr>
-              <w:spacing w:after="20"/>
-            </w:pPr>
-            <w:r>
-              <w:rPr>
-                <w:rFonts w:ascii="Courier New" w:cs="Courier New" w:eastAsia="Courier New" w:hAnsi="Courier New"/>
-                <w:sz w:val="18"/>
-                <w:szCs w:val="18"/>
-              </w:rPr>
-              <w:t xml:space="preserve"># My haiku about Python programming</w:t>
+              <w:t xml:space="preserve"> </w:t>
+            </w:r>
+          </w:p>
+          <w:p>
+            <w:pPr>
+              <w:spacing w:after="20"/>
+            </w:pPr>
+            <w:r>
+              <w:rPr>
+                <w:rFonts w:ascii="Courier New" w:cs="Courier New" w:eastAsia="Courier New" w:hAnsi="Courier New"/>
+                <w:sz w:val="18"/>
+                <w:szCs w:val="18"/>
+              </w:rPr>
+              <w:t xml:space="preserve"> </w:t>
             </w:r>
           </w:p>
           <w:p>
@@ -1195,7 +1877,7 @@
                 <w:sz w:val="18"/>
                 <w:szCs w:val="18"/>
               </w:rPr>
-              <w:t xml:space="preserve"># Problem 3 Example (a simple tree)</w:t>
+              <w:t xml:space="preserve"> </w:t>
             </w:r>
           </w:p>
           <w:p>

--- a/Coding 1 - year/Unit 1 - Intro to Programming/Daily Lesson Plans/Word/Day 3.docx
+++ b/Coding 1 - year/Unit 1 - Intro to Programming/Daily Lesson Plans/Word/Day 3.docx
@@ -380,7 +380,7 @@
                 <w:sz w:val="20"/>
                 <w:szCs w:val="20"/>
               </w:rPr>
-              <w:t xml:space="preserve">    In your own words: Set up Python and run a basic program using the print() function?</w:t>
+              <w:t xml:space="preserve">    Why might a programmer need to set up Python and run a basic program using the print() function? What problem does it solve?</w:t>
             </w:r>
             <w:r>
               <w:rPr>
@@ -477,7 +477,7 @@
                 <w:sz w:val="20"/>
                 <w:szCs w:val="20"/>
               </w:rPr>
-              <w:t xml:space="preserve">Today's Goal: By the end of class you will be able to set up Python and run a basic program using the print() function.</w:t>
+              <w:t xml:space="preserve">Today’s Goal: By the end of class you will be able to set up Python and run a basic program using the print() function.</w:t>
             </w:r>
             <w:r>
               <w:rPr>
@@ -1225,7 +1225,7 @@
                 <w:sz w:val="20"/>
                 <w:szCs w:val="20"/>
               </w:rPr>
-              <w:t xml:space="preserve">Quick Check: Set up Python and run a basic program using the print() function?</w:t>
+              <w:t xml:space="preserve">Describe the steps you'd follow to set up Python and run a basic program using the print() function. What would you check to confirm it worked?</w:t>
             </w:r>
             <w:r>
               <w:rPr>
